--- a/tasks/docx/officebench-3-84-sleep-analysis/solution/Golden/report.docx
+++ b/tasks/docx/officebench-3-84-sleep-analysis/solution/Golden/report.docx
@@ -7,17 +7,45 @@
         <w:pStyle w:val="Heading1"/>
       </w:pPr>
       <w:r>
-        <w:t>Survey Sleep Analysis</w:t>
+        <w:t>Survey Satisfaction Analysis</w:t>
       </w:r>
     </w:p>
     <w:p>
       <w:r>
-        <w:t>Rows analyzed: 30</w:t>
+        <w:t>Rows analyzed: 30. Overall mean satisfaction score: 5.57.</w:t>
       </w:r>
     </w:p>
     <w:p>
       <w:r>
-        <w:t>Compare sleep hours with age, weight, and gender using grouped averages and report observed relationships.</w:t>
+        <w:t>Pearson correlation between age and satisfaction: -0.228.</w:t>
+      </w:r>
+    </w:p>
+    <w:p>
+      <w:r>
+        <w:t>Pearson correlation between income and satisfaction: 0.160.</w:t>
+      </w:r>
+    </w:p>
+    <w:p>
+      <w:pPr>
+        <w:pStyle w:val="Heading2"/>
+      </w:pPr>
+      <w:r>
+        <w:t>Mean satisfaction by gender</w:t>
+      </w:r>
+    </w:p>
+    <w:p>
+      <w:r>
+        <w:t>Female: n=14, mean=6.07</w:t>
+      </w:r>
+    </w:p>
+    <w:p>
+      <w:r>
+        <w:t>Male: n=16, mean=5.12</w:t>
+      </w:r>
+    </w:p>
+    <w:p>
+      <w:r>
+        <w:t>The observed associations are descriptive and do not establish causality. Sleep hours and weight are not present in the released workbook and were not invented.</w:t>
       </w:r>
     </w:p>
     <w:sectPr>
